--- a/packages/document-engine/templates/decision_imminent_danger.docx
+++ b/packages/document-engine/templates/decision_imminent_danger.docx
@@ -41,7 +41,7 @@
           <w:sz w:val="20"/>
           <w:szCs w:val="20"/>
         </w:rPr>
-        <w:t xml:space="preserve">Nr. : {{decisionNumber}} SSM Din : {{issueDate}}</w:t>
+        <w:t xml:space="preserve">Nr.: {{decisionNumber}} SSM Din: {{issueDate}}</w:t>
       </w:r>
     </w:p>
     <w:p>
@@ -80,7 +80,7 @@
           <w:sz w:val="20"/>
           <w:szCs w:val="20"/>
         </w:rPr>
-        <w:t xml:space="preserve">În baza prevederilor legale in domeniul securitatii si sanatatii in munca din Legea 319/ 2006 Art. 11, litera b şi din H.G. 1425/ 2006 Art. 103, alin. (1-5), {{client.representativeName}} in calitate de {{client.representativeRole}} in cadrul {{client.legalName}}, începând cu data de {{issueDate}},</w:t>
+        <w:t xml:space="preserve">În baza prevederilor legale în domeniul securității și sănătății în muncă din Legea 319/ 2006 Art. 11, litera b și din H.G. 1425/ 2006 Art. 103, alin. (1-5), {{client.representativeName}} în calitate de {{client.representativeRole}} în cadrul {{client.legalName}}, începând cu data de {{issueDate}},</w:t>
       </w:r>
     </w:p>
     <w:p>
@@ -119,7 +119,7 @@
           <w:sz w:val="20"/>
           <w:szCs w:val="20"/>
         </w:rPr>
-        <w:t>DECIDE :</w:t>
+        <w:t xml:space="preserve">DECIDE:</w:t>
       </w:r>
     </w:p>
     <w:p>
@@ -162,7 +162,7 @@
           <w:szCs w:val="20"/>
           <w:lang w:val="en-US" w:eastAsia="en-US"/>
         </w:rPr>
-        <w:t>La constatarea stării de pericol grav si iminent de accidentare se vor lua imediat următoarele</w:t>
+        <w:t xml:space="preserve">La constatarea stării de pericol grav și iminent de accidentare se vor lua imediat următoarele</w:t>
       </w:r>
       <w:r>
         <w:rPr>
@@ -179,7 +179,7 @@
           <w:szCs w:val="20"/>
           <w:lang w:val="en-US" w:eastAsia="en-US"/>
         </w:rPr>
-        <w:t>măsuri de securitate:</w:t>
+        <w:t xml:space="preserve">măsuri de securitate:</w:t>
       </w:r>
     </w:p>
     <w:p>
@@ -222,7 +222,7 @@
           <w:szCs w:val="20"/>
           <w:lang w:val="en-US" w:eastAsia="en-US"/>
         </w:rPr>
-        <w:t>oprirea echipamentului de muncă si/sau activitătii;</w:t>
+        <w:t xml:space="preserve">oprirea echipamentului de muncă și/sau activității;</w:t>
       </w:r>
     </w:p>
     <w:p>
@@ -272,7 +272,7 @@
           <w:szCs w:val="20"/>
           <w:lang w:val="en-US" w:eastAsia="en-US"/>
         </w:rPr>
-        <w:t>anuntarea serviciilor specializate;</w:t>
+        <w:t xml:space="preserve">anunțarea serviciilor specializate;</w:t>
       </w:r>
     </w:p>
     <w:p>
@@ -297,7 +297,7 @@
           <w:szCs w:val="20"/>
           <w:lang w:val="en-US" w:eastAsia="en-US"/>
         </w:rPr>
-        <w:t>anuntarea conducătorilor ierarhici;</w:t>
+        <w:t xml:space="preserve">anunțarea conducătorilor ierarhici;</w:t>
       </w:r>
     </w:p>
     <w:p>
@@ -322,7 +322,7 @@
           <w:szCs w:val="20"/>
           <w:lang w:val="en-US" w:eastAsia="en-US"/>
         </w:rPr>
-        <w:t>eliminarea cauzelor care au condus la aparitia stării de pericol grav si iminent.</w:t>
+        <w:t xml:space="preserve">eliminarea cauzelor care au condus la apariția stării de pericol grav și iminent.</w:t>
       </w:r>
     </w:p>
     <w:p>
@@ -367,15 +367,15 @@
           <w:szCs w:val="20"/>
           <w:lang w:val="en-US" w:eastAsia="en-US"/>
         </w:rPr>
-        <w:t xml:space="preserve">În vederea realizării măsurilor mentionate mai sus, </w:t>
-      </w:r>
-      <w:r>
-        <w:rPr>
-          <w:rFonts w:cs="Arial" w:ascii="Arial" w:hAnsi="Arial"/>
-          <w:sz w:val="20"/>
-          <w:szCs w:val="20"/>
-        </w:rPr>
-        <w:t xml:space="preserve">{{workplaceManager.name}} in calitate de {{workplaceManager.jobTitle}} in cadrul {{client.legalName}} desemneaza urmatorii lucratori , dupa cum urmeaza:</w:t>
+        <w:t xml:space="preserve">În vederea realizării măsurilor menționate mai sus, </w:t>
+      </w:r>
+      <w:r>
+        <w:rPr>
+          <w:rFonts w:cs="Arial" w:ascii="Arial" w:hAnsi="Arial"/>
+          <w:sz w:val="20"/>
+          <w:szCs w:val="20"/>
+        </w:rPr>
+        <w:t xml:space="preserve">{{workplaceManager.name}} în calitate de {{workplaceManager.jobTitle}} în cadrul {{client.legalName}} desemnează următorii lucrători: {{imminentDangerText}}, cu următoarele atribuții:</w:t>
       </w:r>
     </w:p>
     <w:p>
@@ -416,7 +416,7 @@
           <w:sz w:val="20"/>
           <w:szCs w:val="20"/>
         </w:rPr>
-        <w:t xml:space="preserve">Pentru oprirea imediata a echipamentelor de munca: {{imminentDangerText}} in cadrul {{client.legalName}} sau dupa caz personalul aflat la program;</w:t>
+        <w:t xml:space="preserve">Pentru oprirea imediată a echipamentelor de muncă: lucrătorii desemnați sau, după caz, personalul aflat la program;</w:t>
       </w:r>
     </w:p>
     <w:p>
@@ -458,7 +458,7 @@
           <w:sz w:val="20"/>
           <w:szCs w:val="20"/>
         </w:rPr>
-        <w:t xml:space="preserve">Pentru evacuarea lucratorilor din zona periculoasa : {{imminentDangerText}} in cadrul {{client.legalName}};</w:t>
+        <w:t xml:space="preserve">Pentru evacuarea lucrătorilor din zona periculoasă: lucrătorii desemnați;</w:t>
       </w:r>
     </w:p>
     <w:p>
@@ -516,7 +516,7 @@
           <w:sz w:val="20"/>
           <w:szCs w:val="20"/>
         </w:rPr>
-        <w:t xml:space="preserve">{{imminentDangerText}} in cadrul {{client.legalName}}, sau reprezentantul legal al administratorului.</w:t>
+        <w:t xml:space="preserve">lucrătorii desemnați, sau reprezentantul legal al administratorului.</w:t>
       </w:r>
     </w:p>
     <w:p>
@@ -558,15 +558,15 @@
           <w:szCs w:val="20"/>
           <w:lang w:val="en-US" w:eastAsia="en-US"/>
         </w:rPr>
-        <w:t xml:space="preserve">Pentru modul operativ de anuntare la nivel ierarhic superior:  </w:t>
-      </w:r>
-      <w:r>
-        <w:rPr>
-          <w:rFonts w:cs="Arial" w:ascii="Arial" w:hAnsi="Arial"/>
-          <w:sz w:val="20"/>
-          <w:szCs w:val="20"/>
-        </w:rPr>
-        <w:t xml:space="preserve">{{imminentDangerText}} in cadrul  {{client.legalName}}, sau reprezentantul legal al administratorului.</w:t>
+        <w:t xml:space="preserve">Pentru modul operativ de anunțare la nivel ierarhic superior: </w:t>
+      </w:r>
+      <w:r>
+        <w:rPr>
+          <w:rFonts w:cs="Arial" w:ascii="Arial" w:hAnsi="Arial"/>
+          <w:sz w:val="20"/>
+          <w:szCs w:val="20"/>
+        </w:rPr>
+        <w:t xml:space="preserve">lucrătorii desemnați, sau reprezentantul legal al administratorului.</w:t>
       </w:r>
     </w:p>
     <w:p>
@@ -608,15 +608,15 @@
           <w:szCs w:val="20"/>
           <w:lang w:val="en-US" w:eastAsia="en-US"/>
         </w:rPr>
-        <w:t xml:space="preserve">Pentru eliminarea  starii de pericol grav si iminent, asigurarea instruirii, dotarea cu mijloace tehnice necesare interventiei si stabilirea serviciilor specializate care pot interveni: </w:t>
-      </w:r>
-      <w:r>
-        <w:rPr>
-          <w:rFonts w:cs="Arial" w:ascii="Arial" w:hAnsi="Arial"/>
-          <w:sz w:val="20"/>
-          <w:szCs w:val="20"/>
-        </w:rPr>
-        <w:t xml:space="preserve">{{imminentDangerText}} in cadrul  {{client.legalName}}, sau reprezentantul legal al administratorului.</w:t>
+        <w:t xml:space="preserve">Pentru eliminarea stării de pericol grav și iminent, asigurarea instruirii, dotarea cu mijloace tehnice necesare intervenției și stabilirea serviciilor specializate care pot interveni: </w:t>
+      </w:r>
+      <w:r>
+        <w:rPr>
+          <w:rFonts w:cs="Arial" w:ascii="Arial" w:hAnsi="Arial"/>
+          <w:sz w:val="20"/>
+          <w:szCs w:val="20"/>
+        </w:rPr>
+        <w:t xml:space="preserve">lucrătorii desemnați, sau reprezentantul legal al administratorului.</w:t>
       </w:r>
     </w:p>
     <w:p>
@@ -659,15 +659,15 @@
           <w:szCs w:val="20"/>
           <w:lang w:val="it-IT"/>
         </w:rPr>
-        <w:t>Lucratorii desemnati  vor primi deasemeni o instruire corespunzătoare</w:t>
-      </w:r>
-      <w:r>
-        <w:rPr>
-          <w:rFonts w:cs="Arial" w:ascii="Arial" w:hAnsi="Arial"/>
-          <w:sz w:val="20"/>
-          <w:szCs w:val="20"/>
-        </w:rPr>
-        <w:t xml:space="preserve"> în domeniul securităţii şi sănătăţii în munca.</w:t>
+        <w:t xml:space="preserve">Lucrătorii desemnați vor primi de asemenea o instruire corespunzătoare</w:t>
+      </w:r>
+      <w:r>
+        <w:rPr>
+          <w:rFonts w:cs="Arial" w:ascii="Arial" w:hAnsi="Arial"/>
+          <w:sz w:val="20"/>
+          <w:szCs w:val="20"/>
+        </w:rPr>
+        <w:t xml:space="preserve"> în domeniul securității și sănătății în muncă.</w:t>
       </w:r>
     </w:p>
     <w:p>
@@ -784,7 +784,7 @@
           <w:sz w:val="20"/>
           <w:szCs w:val="20"/>
         </w:rPr>
-        <w:t xml:space="preserve">{{client.representativeRole}} :</w:t>
+        <w:t xml:space="preserve">{{client.representativeRole}}:</w:t>
       </w:r>
     </w:p>
     <w:p>
@@ -892,7 +892,7 @@
           <w:sz w:val="20"/>
           <w:szCs w:val="20"/>
         </w:rPr>
-        <w:t>PROCES VERBAL DE LUARE LA CUNOSTINTA</w:t>
+        <w:t xml:space="preserve">PROCES VERBAL DE LUARE LA CUNOȘTINȚĂ</w:t>
       </w:r>
     </w:p>
     <w:p>
@@ -914,15 +914,15 @@
           <w:sz w:val="20"/>
           <w:szCs w:val="20"/>
         </w:rPr>
-        <w:t xml:space="preserve">Subsemnatul am luat cunoştinţă şi am consemnat în tabelului nominal</w:t>
-      </w:r>
-      <w:r>
-        <w:rPr>
-          <w:rFonts w:cs="Arial" w:ascii="Arial" w:hAnsi="Arial"/>
-          <w:sz w:val="20"/>
-          <w:szCs w:val="20"/>
-        </w:rPr>
-        <w:t xml:space="preserve"> </w:t>
+        <w:t xml:space="preserve">Prin semnătura din tabelul nominal de mai jos, fiecare persoană desemnată confirmă că a luat cunoștință de prezenta decizie și se obligă să respecte întocmai obligațiile, atribuțiile și răspunderile ce reies din decizia</w:t>
+      </w:r>
+      <w:r>
+        <w:rPr>
+          <w:rFonts w:cs="Arial" w:ascii="Arial" w:hAnsi="Arial"/>
+          <w:sz w:val="20"/>
+          <w:szCs w:val="20"/>
+        </w:rPr>
+        <w:t xml:space="preserve"/>
       </w:r>
       <w:r>
         <w:rPr>
@@ -931,7 +931,7 @@
           <w:sz w:val="20"/>
           <w:szCs w:val="20"/>
         </w:rPr>
-        <w:t xml:space="preserve">de luarea la cunostinta şi ne obligăm să respectăm întocmai obligatiile, atributiile si raspunderile ce reies din decizia Nr. {{decisionNumber}} SSM din {{issueDate}}</w:t>
+        <w:t xml:space="preserve"> Nr. {{decisionNumber}} SSM din {{issueDate}}</w:t>
       </w:r>
     </w:p>
     <w:p>
@@ -1038,7 +1038,7 @@
                 <w:sz w:val="20"/>
                 <w:szCs w:val="20"/>
               </w:rPr>
-              <w:t>Numele si prenumele</w:t>
+              <w:t xml:space="preserve">Numele și prenumele</w:t>
             </w:r>
           </w:p>
         </w:tc>
@@ -1072,7 +1072,7 @@
                 <w:sz w:val="20"/>
                 <w:szCs w:val="20"/>
               </w:rPr>
-              <w:t>Functia</w:t>
+              <w:t xml:space="preserve">Funcția</w:t>
             </w:r>
           </w:p>
         </w:tc>
@@ -1140,7 +1140,7 @@
                 <w:sz w:val="20"/>
                 <w:szCs w:val="20"/>
               </w:rPr>
-              <w:t>Semnatura primire</w:t>
+              <w:t xml:space="preserve">Semnătura de primire</w:t>
             </w:r>
           </w:p>
         </w:tc>
